--- a/Lista de Exercícios TDD.docx
+++ b/Lista de Exercícios TDD.docx
@@ -1,6 +1,6 @@
 
 <file path=word/document.xml><?xml version="1.0" encoding="utf-8"?>
-<w:document xmlns:wpc="http://schemas.microsoft.com/office/word/2010/wordprocessingCanvas" xmlns:cx="http://schemas.microsoft.com/office/drawing/2014/chartex" xmlns:cx1="http://schemas.microsoft.com/office/drawing/2015/9/8/chartex" xmlns:cx2="http://schemas.microsoft.com/office/drawing/2015/10/21/chartex" xmlns:cx3="http://schemas.microsoft.com/office/drawing/2016/5/9/chartex" xmlns:cx4="http://schemas.microsoft.com/office/drawing/2016/5/10/chartex" xmlns:cx5="http://schemas.microsoft.com/office/drawing/2016/5/11/chartex" xmlns:cx6="http://schemas.microsoft.com/office/drawing/2016/5/12/chartex" xmlns:cx7="http://schemas.microsoft.com/office/drawing/2016/5/13/chartex" xmlns:cx8="http://schemas.microsoft.com/office/drawing/2016/5/14/chartex" xmlns:mc="http://schemas.openxmlformats.org/markup-compatibility/2006" xmlns:aink="http://schemas.microsoft.com/office/drawing/2016/ink" xmlns:am3d="http://schemas.microsoft.com/office/drawing/2017/model3d" xmlns:o="urn:schemas-microsoft-com:office:office" xmlns:oel="http://schemas.microsoft.com/office/2019/extlst" xmlns:r="http://schemas.openxmlformats.org/officeDocument/2006/relationships" xmlns:m="http://schemas.openxmlformats.org/officeDocument/2006/math" xmlns:v="urn:schemas-microsoft-com:vml" xmlns:wp14="http://schemas.microsoft.com/office/word/2010/wordprocessingDrawing" xmlns:wp="http://schemas.openxmlformats.org/drawingml/2006/wordprocessingDrawing" xmlns:w10="urn:schemas-microsoft-com:office:word" xmlns:w="http://schemas.openxmlformats.org/wordprocessingml/2006/main" xmlns:w14="http://schemas.microsoft.com/office/word/2010/wordml" xmlns:w15="http://schemas.microsoft.com/office/word/2012/wordml" xmlns:w16cei="http://schemas.microsoft.com/office/word/2026/wordml/cei" xmlns:w16cex="http://schemas.microsoft.com/office/word/2018/wordml/cex" xmlns:w16cid="http://schemas.microsoft.com/office/word/2016/wordml/cid" xmlns:w16="http://schemas.microsoft.com/office/word/2018/wordml" xmlns:w16du="http://schemas.microsoft.com/office/word/2023/wordml/word16du" xmlns:w16sdtdh="http://schemas.microsoft.com/office/word/2020/wordml/sdtdatahash" xmlns:w16sdtfl="http://schemas.microsoft.com/office/word/2024/wordml/sdtformatlock" xmlns:w16se="http://schemas.microsoft.com/office/word/2015/wordml/symex" xmlns:wpg="http://schemas.microsoft.com/office/word/2010/wordprocessingGroup" xmlns:wpi="http://schemas.microsoft.com/office/word/2010/wordprocessingInk" xmlns:wne="http://schemas.microsoft.com/office/word/2006/wordml" xmlns:wps="http://schemas.microsoft.com/office/word/2010/wordprocessingShape" mc:Ignorable="w14 w15 w16se w16cid w16 w16cex w16sdtdh w16sdtfl w16du wp14">
+<w:document xmlns:wpc="http://schemas.microsoft.com/office/word/2010/wordprocessingCanvas" xmlns:mc="http://schemas.openxmlformats.org/markup-compatibility/2006" xmlns:o="urn:schemas-microsoft-com:office:office" xmlns:r="http://schemas.openxmlformats.org/officeDocument/2006/relationships" xmlns:m="http://schemas.openxmlformats.org/officeDocument/2006/math" xmlns:v="urn:schemas-microsoft-com:vml" xmlns:wp14="http://schemas.microsoft.com/office/word/2010/wordprocessingDrawing" xmlns:wp="http://schemas.openxmlformats.org/drawingml/2006/wordprocessingDrawing" xmlns:w10="urn:schemas-microsoft-com:office:word" xmlns:w="http://schemas.openxmlformats.org/wordprocessingml/2006/main" xmlns:w14="http://schemas.microsoft.com/office/word/2010/wordml" xmlns:w15="http://schemas.microsoft.com/office/word/2012/wordml" xmlns:w16se="http://schemas.microsoft.com/office/word/2015/wordml/symex" xmlns:w16cid="http://schemas.microsoft.com/office/word/2016/wordml/cid" xmlns:w16="http://schemas.microsoft.com/office/word/2018/wordml" xmlns:w16cex="http://schemas.microsoft.com/office/word/2018/wordml/cex" xmlns:w16sdtdh="http://schemas.microsoft.com/office/word/2020/wordml/sdtdatahash" xmlns:wne="http://schemas.microsoft.com/office/word/2006/wordml" xmlns:wpg="http://schemas.microsoft.com/office/word/2010/wordprocessingGroup" xmlns:wps="http://schemas.microsoft.com/office/word/2010/wordprocessingShape" mc:Ignorable="w14 w15 w16se w16cid w16 w16cex w16sdtdh wp14">
   <w:body>
     <w:p>
       <w:pPr>
@@ -16,13 +16,284 @@
       </w:pPr>
       <w:r>
         <w:rPr>
+          <w:rFonts w:ascii="Calibri" w:hAnsi="Calibri" w:eastAsia="Aptos" w:cs="Calibri" w:eastAsiaTheme="minorHAnsi"/>
+          <w:b/>
+          <w:bCs/>
+          <w:kern w:val="2"/>
+          <w:sz w:val="22"/>
+          <w:szCs w:val="22"/>
+        </w:rPr>
+        <w:t>Lista de Exercícios TDD:</w:t>
+      </w:r>
+    </w:p>
+    <w:p>
+      <w:pPr>
+        <w:spacing w:after="0" w:line="360" w:lineRule="auto"/>
+        <w:jc w:val="both"/>
+        <w:rPr>
+          <w:rFonts w:ascii="Calibri" w:hAnsi="Calibri" w:cs="Calibri"/>
+          <w:sz w:val="22"/>
+          <w:szCs w:val="22"/>
+        </w:rPr>
+      </w:pPr>
+      <w:r>
+        <w:rPr>
+          <w:rFonts w:ascii="Calibri" w:hAnsi="Calibri" w:eastAsia="Aptos" w:cs="Calibri" w:eastAsiaTheme="minorHAnsi"/>
+          <w:kern w:val="2"/>
+          <w:sz w:val="22"/>
+          <w:szCs w:val="22"/>
+        </w:rPr>
+        <w:t xml:space="preserve">Nesta lista de exercícios </w:t>
+      </w:r>
+      <w:r>
+        <w:rPr>
+          <w:rFonts w:ascii="Calibri" w:hAnsi="Calibri" w:eastAsia="Aptos" w:cs="Calibri" w:eastAsiaTheme="minorHAnsi"/>
+          <w:kern w:val="2"/>
+          <w:sz w:val="22"/>
+          <w:szCs w:val="22"/>
+        </w:rPr>
+        <w:t xml:space="preserve">estão </w:t>
+      </w:r>
+      <w:r>
+        <w:rPr>
+          <w:rFonts w:ascii="Calibri" w:hAnsi="Calibri" w:eastAsia="Aptos" w:cs="Calibri" w:eastAsiaTheme="minorHAnsi"/>
+          <w:kern w:val="2"/>
+          <w:sz w:val="22"/>
+          <w:szCs w:val="22"/>
+        </w:rPr>
+        <w:t>4</w:t>
+      </w:r>
+      <w:r>
+        <w:rPr>
+          <w:rFonts w:ascii="Calibri" w:hAnsi="Calibri" w:eastAsia="Aptos" w:cs="Calibri" w:eastAsiaTheme="minorHAnsi"/>
+          <w:kern w:val="2"/>
+          <w:sz w:val="22"/>
+          <w:szCs w:val="22"/>
+        </w:rPr>
+        <w:t xml:space="preserve"> casos de uso práticos voltados para o domínio de Fintech</w:t>
+      </w:r>
+      <w:r>
+        <w:rPr>
+          <w:rFonts w:ascii="Calibri" w:hAnsi="Calibri" w:eastAsia="Aptos" w:cs="Calibri" w:eastAsiaTheme="minorHAnsi"/>
+          <w:kern w:val="2"/>
+          <w:sz w:val="22"/>
+          <w:szCs w:val="22"/>
+        </w:rPr>
+        <w:t xml:space="preserve"> (mercado financeiro)</w:t>
+      </w:r>
+      <w:r>
+        <w:rPr>
+          <w:rFonts w:ascii="Calibri" w:hAnsi="Calibri" w:eastAsia="Aptos" w:cs="Calibri" w:eastAsiaTheme="minorHAnsi"/>
+          <w:kern w:val="2"/>
+          <w:sz w:val="22"/>
+          <w:szCs w:val="22"/>
+        </w:rPr>
+        <w:t xml:space="preserve">, </w:t>
+      </w:r>
+      <w:r>
+        <w:rPr>
+          <w:rFonts w:ascii="Calibri" w:hAnsi="Calibri" w:eastAsia="Aptos" w:cs="Calibri" w:eastAsiaTheme="minorHAnsi"/>
+          <w:kern w:val="2"/>
+          <w:sz w:val="22"/>
+          <w:szCs w:val="22"/>
+        </w:rPr>
+        <w:t>para</w:t>
+      </w:r>
+      <w:r>
+        <w:rPr>
+          <w:rFonts w:ascii="Calibri" w:hAnsi="Calibri" w:eastAsia="Aptos" w:cs="Calibri" w:eastAsiaTheme="minorHAnsi"/>
+          <w:kern w:val="2"/>
+          <w:sz w:val="22"/>
+          <w:szCs w:val="22"/>
+        </w:rPr>
+        <w:t xml:space="preserve"> aplica</w:t>
+      </w:r>
+      <w:r>
+        <w:rPr>
+          <w:rFonts w:ascii="Calibri" w:hAnsi="Calibri" w:eastAsia="Aptos" w:cs="Calibri" w:eastAsiaTheme="minorHAnsi"/>
+          <w:kern w:val="2"/>
+          <w:sz w:val="22"/>
+          <w:szCs w:val="22"/>
+        </w:rPr>
+        <w:t>ção</w:t>
+      </w:r>
+      <w:r>
+        <w:rPr>
+          <w:rFonts w:ascii="Calibri" w:hAnsi="Calibri" w:eastAsia="Aptos" w:cs="Calibri" w:eastAsiaTheme="minorHAnsi"/>
+          <w:kern w:val="2"/>
+          <w:sz w:val="22"/>
+          <w:szCs w:val="22"/>
+        </w:rPr>
+        <w:t xml:space="preserve"> </w:t>
+      </w:r>
+      <w:r>
+        <w:rPr>
+          <w:rFonts w:ascii="Calibri" w:hAnsi="Calibri" w:eastAsia="Aptos" w:cs="Calibri" w:eastAsiaTheme="minorHAnsi"/>
+          <w:kern w:val="2"/>
+          <w:sz w:val="22"/>
+          <w:szCs w:val="22"/>
+        </w:rPr>
+        <w:t>d</w:t>
+      </w:r>
+      <w:r>
+        <w:rPr>
+          <w:rFonts w:ascii="Calibri" w:hAnsi="Calibri" w:eastAsia="Aptos" w:cs="Calibri" w:eastAsiaTheme="minorHAnsi"/>
+          <w:kern w:val="2"/>
+          <w:sz w:val="22"/>
+          <w:szCs w:val="22"/>
+        </w:rPr>
+        <w:t>a metodologia TDD (</w:t>
+      </w:r>
+      <w:r>
+        <w:rPr>
+          <w:rFonts w:ascii="Calibri" w:hAnsi="Calibri" w:eastAsia="Aptos" w:cs="Calibri" w:eastAsiaTheme="minorHAnsi"/>
+          <w:i/>
+          <w:iCs/>
+          <w:kern w:val="2"/>
+          <w:sz w:val="22"/>
+          <w:szCs w:val="22"/>
+        </w:rPr>
+        <w:t>Test-</w:t>
+      </w:r>
+      <w:r>
+        <w:rPr>
+          <w:rFonts w:ascii="Calibri" w:hAnsi="Calibri" w:eastAsia="Aptos" w:cs="Calibri" w:eastAsiaTheme="minorHAnsi"/>
+          <w:i/>
+          <w:iCs/>
+          <w:kern w:val="2"/>
+          <w:sz w:val="22"/>
+          <w:szCs w:val="22"/>
+        </w:rPr>
+        <w:t>Driven</w:t>
+      </w:r>
+      <w:r>
+        <w:rPr>
+          <w:rFonts w:ascii="Calibri" w:hAnsi="Calibri" w:eastAsia="Aptos" w:cs="Calibri" w:eastAsiaTheme="minorHAnsi"/>
+          <w:i/>
+          <w:iCs/>
+          <w:kern w:val="2"/>
+          <w:sz w:val="22"/>
+          <w:szCs w:val="22"/>
+        </w:rPr>
+        <w:t xml:space="preserve"> </w:t>
+      </w:r>
+      <w:r>
+        <w:rPr>
+          <w:rFonts w:ascii="Calibri" w:hAnsi="Calibri" w:eastAsia="Aptos" w:cs="Calibri" w:eastAsiaTheme="minorHAnsi"/>
+          <w:i/>
+          <w:iCs/>
+          <w:kern w:val="2"/>
+          <w:sz w:val="22"/>
+          <w:szCs w:val="22"/>
+        </w:rPr>
+        <w:t>Development</w:t>
+      </w:r>
+      <w:r>
+        <w:rPr>
+          <w:rFonts w:ascii="Calibri" w:hAnsi="Calibri" w:eastAsia="Aptos" w:cs="Calibri" w:eastAsiaTheme="minorHAnsi"/>
+          <w:kern w:val="2"/>
+          <w:sz w:val="22"/>
+          <w:szCs w:val="22"/>
+        </w:rPr>
+        <w:t xml:space="preserve">) usando Python (com </w:t>
+      </w:r>
+      <w:r>
+        <w:rPr>
+          <w:rFonts w:ascii="Calibri" w:hAnsi="Calibri" w:eastAsia="Aptos" w:cs="Calibri" w:eastAsiaTheme="minorHAnsi"/>
+          <w:kern w:val="2"/>
+          <w:sz w:val="22"/>
+          <w:szCs w:val="22"/>
+        </w:rPr>
+        <w:t>unittest</w:t>
+      </w:r>
+      <w:r>
+        <w:rPr>
+          <w:rFonts w:ascii="Calibri" w:hAnsi="Calibri" w:eastAsia="Aptos" w:cs="Calibri" w:eastAsiaTheme="minorHAnsi"/>
+          <w:kern w:val="2"/>
+          <w:sz w:val="22"/>
+          <w:szCs w:val="22"/>
+        </w:rPr>
+        <w:t xml:space="preserve"> ou </w:t>
+      </w:r>
+      <w:r>
+        <w:rPr>
+          <w:rFonts w:ascii="Calibri" w:hAnsi="Calibri" w:eastAsia="Aptos" w:cs="Calibri" w:eastAsiaTheme="minorHAnsi"/>
+          <w:kern w:val="2"/>
+          <w:sz w:val="22"/>
+          <w:szCs w:val="22"/>
+        </w:rPr>
+        <w:t>pytest</w:t>
+      </w:r>
+      <w:r>
+        <w:rPr>
+          <w:rFonts w:ascii="Calibri" w:hAnsi="Calibri" w:eastAsia="Aptos" w:cs="Calibri" w:eastAsiaTheme="minorHAnsi"/>
+          <w:kern w:val="2"/>
+          <w:sz w:val="22"/>
+          <w:szCs w:val="22"/>
+        </w:rPr>
+        <w:t>)</w:t>
+      </w:r>
+      <w:r>
+        <w:rPr>
+          <w:rFonts w:ascii="Calibri" w:hAnsi="Calibri" w:eastAsia="Aptos" w:cs="Calibri" w:eastAsiaTheme="minorHAnsi"/>
+          <w:kern w:val="2"/>
+          <w:sz w:val="22"/>
+          <w:szCs w:val="22"/>
+        </w:rPr>
+        <w:t>, onde c</w:t>
+      </w:r>
+      <w:r>
+        <w:rPr>
+          <w:rFonts w:ascii="Calibri" w:hAnsi="Calibri" w:eastAsia="Aptos" w:cs="Calibri" w:eastAsiaTheme="minorHAnsi"/>
+          <w:kern w:val="2"/>
+          <w:sz w:val="22"/>
+          <w:szCs w:val="22"/>
+        </w:rPr>
+        <w:t>ada caso traz uma funcionalidade financeira com regras de negócio claras</w:t>
+      </w:r>
+      <w:r>
+        <w:rPr>
+          <w:rFonts w:ascii="Calibri" w:hAnsi="Calibri" w:eastAsia="Aptos" w:cs="Calibri" w:eastAsiaTheme="minorHAnsi"/>
+          <w:kern w:val="2"/>
+          <w:sz w:val="22"/>
+          <w:szCs w:val="22"/>
+        </w:rPr>
+        <w:t>.</w:t>
+      </w:r>
+    </w:p>
+    <w:p>
+      <w:pPr>
+        <w:spacing w:after="0" w:line="360" w:lineRule="auto"/>
+        <w:jc w:val="both"/>
+        <w:rPr>
+          <w:rFonts w:ascii="Calibri" w:hAnsi="Calibri" w:cs="Calibri"/>
+          <w:sz w:val="22"/>
+          <w:szCs w:val="22"/>
+        </w:rPr>
+      </w:pPr>
+    </w:p>
+    <w:p>
+      <w:pPr>
+        <w:spacing w:after="0" w:line="360" w:lineRule="auto"/>
+        <w:jc w:val="both"/>
+        <w:rPr>
           <w:rFonts w:ascii="Calibri" w:hAnsi="Calibri" w:cs="Calibri"/>
           <w:b/>
           <w:bCs/>
           <w:sz w:val="22"/>
           <w:szCs w:val="22"/>
         </w:rPr>
-        <w:t>Lista de Exercícios TDD:</w:t>
+      </w:pPr>
+      <w:r>
+        <w:rPr>
+          <w:rFonts w:ascii="Calibri" w:hAnsi="Calibri" w:eastAsia="Aptos" w:cs="Calibri" w:eastAsiaTheme="minorHAnsi"/>
+          <w:b/>
+          <w:bCs/>
+          <w:kern w:val="2"/>
+          <w:sz w:val="22"/>
+          <w:szCs w:val="22"/>
+        </w:rPr>
+        <w:t>1. Validador de Chave Pix</w:t>
       </w:r>
     </w:p>
     <w:p>
@@ -37,262 +308,10 @@
       </w:pPr>
       <w:r>
         <w:rPr>
-          <w:rFonts w:ascii="Calibri" w:hAnsi="Calibri" w:cs="Calibri"/>
-          <w:sz w:val="22"/>
-          <w:szCs w:val="22"/>
-        </w:rPr>
-        <w:t xml:space="preserve">Nesta lista de exercícios </w:t>
-      </w:r>
-      <w:r>
-        <w:rPr>
-          <w:rFonts w:ascii="Calibri" w:hAnsi="Calibri" w:cs="Calibri"/>
-          <w:sz w:val="22"/>
-          <w:szCs w:val="22"/>
-        </w:rPr>
-        <w:t xml:space="preserve">estão </w:t>
-      </w:r>
-      <w:r>
-        <w:rPr>
-          <w:rFonts w:ascii="Calibri" w:hAnsi="Calibri" w:cs="Calibri"/>
-          <w:sz w:val="22"/>
-          <w:szCs w:val="22"/>
-        </w:rPr>
-        <w:t>4</w:t>
-      </w:r>
-      <w:r>
-        <w:rPr>
-          <w:rFonts w:ascii="Calibri" w:hAnsi="Calibri" w:cs="Calibri"/>
-          <w:sz w:val="22"/>
-          <w:szCs w:val="22"/>
-        </w:rPr>
-        <w:t xml:space="preserve"> casos de uso práticos voltados para o domínio de Fintech</w:t>
-      </w:r>
-      <w:r>
-        <w:rPr>
-          <w:rFonts w:ascii="Calibri" w:hAnsi="Calibri" w:cs="Calibri"/>
-          <w:sz w:val="22"/>
-          <w:szCs w:val="22"/>
-        </w:rPr>
-        <w:t xml:space="preserve"> (mercado financeiro)</w:t>
-      </w:r>
-      <w:r>
-        <w:rPr>
-          <w:rFonts w:ascii="Calibri" w:hAnsi="Calibri" w:cs="Calibri"/>
-          <w:sz w:val="22"/>
-          <w:szCs w:val="22"/>
-        </w:rPr>
-        <w:t xml:space="preserve">, </w:t>
-      </w:r>
-      <w:r>
-        <w:rPr>
-          <w:rFonts w:ascii="Calibri" w:hAnsi="Calibri" w:cs="Calibri"/>
-          <w:sz w:val="22"/>
-          <w:szCs w:val="22"/>
-        </w:rPr>
-        <w:t>para</w:t>
-      </w:r>
-      <w:r>
-        <w:rPr>
-          <w:rFonts w:ascii="Calibri" w:hAnsi="Calibri" w:cs="Calibri"/>
-          <w:sz w:val="22"/>
-          <w:szCs w:val="22"/>
-        </w:rPr>
-        <w:t xml:space="preserve"> aplica</w:t>
-      </w:r>
-      <w:r>
-        <w:rPr>
-          <w:rFonts w:ascii="Calibri" w:hAnsi="Calibri" w:cs="Calibri"/>
-          <w:sz w:val="22"/>
-          <w:szCs w:val="22"/>
-        </w:rPr>
-        <w:t>ção</w:t>
-      </w:r>
-      <w:r>
-        <w:rPr>
-          <w:rFonts w:ascii="Calibri" w:hAnsi="Calibri" w:cs="Calibri"/>
-          <w:sz w:val="22"/>
-          <w:szCs w:val="22"/>
-        </w:rPr>
-        <w:t xml:space="preserve"> </w:t>
-      </w:r>
-      <w:r>
-        <w:rPr>
-          <w:rFonts w:ascii="Calibri" w:hAnsi="Calibri" w:cs="Calibri"/>
-          <w:sz w:val="22"/>
-          <w:szCs w:val="22"/>
-        </w:rPr>
-        <w:t>d</w:t>
-      </w:r>
-      <w:r>
-        <w:rPr>
-          <w:rFonts w:ascii="Calibri" w:hAnsi="Calibri" w:cs="Calibri"/>
-          <w:sz w:val="22"/>
-          <w:szCs w:val="22"/>
-        </w:rPr>
-        <w:t>a metodologia TDD (</w:t>
-      </w:r>
-      <w:r>
-        <w:rPr>
-          <w:rFonts w:ascii="Calibri" w:hAnsi="Calibri" w:cs="Calibri"/>
-          <w:i/>
-          <w:iCs/>
-          <w:sz w:val="22"/>
-          <w:szCs w:val="22"/>
-        </w:rPr>
-        <w:t>Test-</w:t>
-      </w:r>
-      <w:proofErr w:type="spellStart"/>
-      <w:r>
-        <w:rPr>
-          <w:rFonts w:ascii="Calibri" w:hAnsi="Calibri" w:cs="Calibri"/>
-          <w:i/>
-          <w:iCs/>
-          <w:sz w:val="22"/>
-          <w:szCs w:val="22"/>
-        </w:rPr>
-        <w:t>Driven</w:t>
-      </w:r>
-      <w:proofErr w:type="spellEnd"/>
-      <w:r>
-        <w:rPr>
-          <w:rFonts w:ascii="Calibri" w:hAnsi="Calibri" w:cs="Calibri"/>
-          <w:i/>
-          <w:iCs/>
-          <w:sz w:val="22"/>
-          <w:szCs w:val="22"/>
-        </w:rPr>
-        <w:t xml:space="preserve"> </w:t>
-      </w:r>
-      <w:proofErr w:type="spellStart"/>
-      <w:r>
-        <w:rPr>
-          <w:rFonts w:ascii="Calibri" w:hAnsi="Calibri" w:cs="Calibri"/>
-          <w:i/>
-          <w:iCs/>
-          <w:sz w:val="22"/>
-          <w:szCs w:val="22"/>
-        </w:rPr>
-        <w:t>Development</w:t>
-      </w:r>
-      <w:proofErr w:type="spellEnd"/>
-      <w:r>
-        <w:rPr>
-          <w:rFonts w:ascii="Calibri" w:hAnsi="Calibri" w:cs="Calibri"/>
-          <w:sz w:val="22"/>
-          <w:szCs w:val="22"/>
-        </w:rPr>
-        <w:t xml:space="preserve">) usando Python (com </w:t>
-      </w:r>
-      <w:proofErr w:type="spellStart"/>
-      <w:r>
-        <w:rPr>
-          <w:rFonts w:ascii="Calibri" w:hAnsi="Calibri" w:cs="Calibri"/>
-          <w:sz w:val="22"/>
-          <w:szCs w:val="22"/>
-        </w:rPr>
-        <w:t>unittest</w:t>
-      </w:r>
-      <w:proofErr w:type="spellEnd"/>
-      <w:r>
-        <w:rPr>
-          <w:rFonts w:ascii="Calibri" w:hAnsi="Calibri" w:cs="Calibri"/>
-          <w:sz w:val="22"/>
-          <w:szCs w:val="22"/>
-        </w:rPr>
-        <w:t xml:space="preserve"> ou </w:t>
-      </w:r>
-      <w:proofErr w:type="spellStart"/>
-      <w:r>
-        <w:rPr>
-          <w:rFonts w:ascii="Calibri" w:hAnsi="Calibri" w:cs="Calibri"/>
-          <w:sz w:val="22"/>
-          <w:szCs w:val="22"/>
-        </w:rPr>
-        <w:t>pytest</w:t>
-      </w:r>
-      <w:proofErr w:type="spellEnd"/>
-      <w:r>
-        <w:rPr>
-          <w:rFonts w:ascii="Calibri" w:hAnsi="Calibri" w:cs="Calibri"/>
-          <w:sz w:val="22"/>
-          <w:szCs w:val="22"/>
-        </w:rPr>
-        <w:t>)</w:t>
-      </w:r>
-      <w:r>
-        <w:rPr>
-          <w:rFonts w:ascii="Calibri" w:hAnsi="Calibri" w:cs="Calibri"/>
-          <w:sz w:val="22"/>
-          <w:szCs w:val="22"/>
-        </w:rPr>
-        <w:t>, onde c</w:t>
-      </w:r>
-      <w:r>
-        <w:rPr>
-          <w:rFonts w:ascii="Calibri" w:hAnsi="Calibri" w:cs="Calibri"/>
-          <w:sz w:val="22"/>
-          <w:szCs w:val="22"/>
-        </w:rPr>
-        <w:t>ada caso traz uma funcionalidade financeira com regras de negócio claras</w:t>
-      </w:r>
-      <w:r>
-        <w:rPr>
-          <w:rFonts w:ascii="Calibri" w:hAnsi="Calibri" w:cs="Calibri"/>
-          <w:sz w:val="22"/>
-          <w:szCs w:val="22"/>
-        </w:rPr>
-        <w:t>.</w:t>
-      </w:r>
-    </w:p>
-    <w:p>
-      <w:pPr>
-        <w:spacing w:after="0" w:line="360" w:lineRule="auto"/>
-        <w:jc w:val="both"/>
-        <w:rPr>
-          <w:rFonts w:ascii="Calibri" w:hAnsi="Calibri" w:cs="Calibri"/>
-          <w:sz w:val="22"/>
-          <w:szCs w:val="22"/>
-        </w:rPr>
-      </w:pPr>
-    </w:p>
-    <w:p>
-      <w:pPr>
-        <w:spacing w:after="0" w:line="360" w:lineRule="auto"/>
-        <w:jc w:val="both"/>
-        <w:rPr>
-          <w:rFonts w:ascii="Calibri" w:hAnsi="Calibri" w:cs="Calibri"/>
+          <w:rFonts w:ascii="Calibri" w:hAnsi="Calibri" w:eastAsia="Aptos" w:cs="Calibri" w:eastAsiaTheme="minorHAnsi"/>
           <w:b/>
           <w:bCs/>
-          <w:sz w:val="22"/>
-          <w:szCs w:val="22"/>
-        </w:rPr>
-      </w:pPr>
-      <w:r>
-        <w:rPr>
-          <w:rFonts w:ascii="Calibri" w:hAnsi="Calibri" w:cs="Calibri"/>
-          <w:b/>
-          <w:bCs/>
-          <w:sz w:val="22"/>
-          <w:szCs w:val="22"/>
-        </w:rPr>
-        <w:t>1. Validador de Chave Pix</w:t>
-      </w:r>
-    </w:p>
-    <w:p>
-      <w:pPr>
-        <w:spacing w:after="0" w:line="360" w:lineRule="auto"/>
-        <w:jc w:val="both"/>
-        <w:rPr>
-          <w:rFonts w:ascii="Calibri" w:hAnsi="Calibri" w:cs="Calibri"/>
-          <w:sz w:val="22"/>
-          <w:szCs w:val="22"/>
-        </w:rPr>
-      </w:pPr>
-      <w:r>
-        <w:rPr>
-          <w:rFonts w:ascii="Calibri" w:hAnsi="Calibri" w:cs="Calibri"/>
-          <w:b/>
-          <w:bCs/>
+          <w:kern w:val="2"/>
           <w:sz w:val="22"/>
           <w:szCs w:val="22"/>
         </w:rPr>
@@ -300,7 +319,8 @@
       </w:r>
       <w:r>
         <w:rPr>
-          <w:rFonts w:ascii="Calibri" w:hAnsi="Calibri" w:cs="Calibri"/>
+          <w:rFonts w:ascii="Calibri" w:hAnsi="Calibri" w:eastAsia="Aptos" w:cs="Calibri" w:eastAsiaTheme="minorHAnsi"/>
+          <w:kern w:val="2"/>
           <w:sz w:val="22"/>
           <w:szCs w:val="22"/>
         </w:rPr>
@@ -314,6 +334,7 @@
           <w:numId w:val="6"/>
         </w:numPr>
         <w:spacing w:after="0" w:line="360" w:lineRule="auto"/>
+        <w:ind w:left="720" w:hanging="360"/>
         <w:jc w:val="both"/>
         <w:rPr>
           <w:rFonts w:ascii="Calibri" w:hAnsi="Calibri" w:cs="Calibri"/>
@@ -323,7 +344,8 @@
       </w:pPr>
       <w:r>
         <w:rPr>
-          <w:rFonts w:ascii="Calibri" w:hAnsi="Calibri" w:cs="Calibri"/>
+          <w:rFonts w:ascii="Calibri" w:hAnsi="Calibri" w:eastAsia="Aptos" w:cs="Calibri" w:eastAsiaTheme="minorHAnsi"/>
+          <w:kern w:val="2"/>
           <w:sz w:val="22"/>
           <w:szCs w:val="22"/>
         </w:rPr>
@@ -337,6 +359,7 @@
           <w:numId w:val="7"/>
         </w:numPr>
         <w:spacing w:after="0" w:line="360" w:lineRule="auto"/>
+        <w:ind w:left="1440" w:hanging="360"/>
         <w:jc w:val="both"/>
         <w:rPr>
           <w:rFonts w:ascii="Calibri" w:hAnsi="Calibri" w:cs="Calibri"/>
@@ -346,7 +369,8 @@
       </w:pPr>
       <w:r>
         <w:rPr>
-          <w:rFonts w:ascii="Calibri" w:hAnsi="Calibri" w:cs="Calibri"/>
+          <w:rFonts w:ascii="Calibri" w:hAnsi="Calibri" w:eastAsia="Aptos" w:cs="Calibri" w:eastAsiaTheme="minorHAnsi"/>
+          <w:kern w:val="2"/>
           <w:sz w:val="22"/>
           <w:szCs w:val="22"/>
         </w:rPr>
@@ -360,6 +384,7 @@
           <w:numId w:val="7"/>
         </w:numPr>
         <w:spacing w:after="0" w:line="360" w:lineRule="auto"/>
+        <w:ind w:left="1440" w:hanging="360"/>
         <w:jc w:val="both"/>
         <w:rPr>
           <w:rFonts w:ascii="Calibri" w:hAnsi="Calibri" w:cs="Calibri"/>
@@ -369,7 +394,8 @@
       </w:pPr>
       <w:r>
         <w:rPr>
-          <w:rFonts w:ascii="Calibri" w:hAnsi="Calibri" w:cs="Calibri"/>
+          <w:rFonts w:ascii="Calibri" w:hAnsi="Calibri" w:eastAsia="Aptos" w:cs="Calibri" w:eastAsiaTheme="minorHAnsi"/>
+          <w:kern w:val="2"/>
           <w:sz w:val="22"/>
           <w:szCs w:val="22"/>
         </w:rPr>
@@ -383,6 +409,7 @@
           <w:numId w:val="7"/>
         </w:numPr>
         <w:spacing w:after="0" w:line="360" w:lineRule="auto"/>
+        <w:ind w:left="1440" w:hanging="360"/>
         <w:jc w:val="both"/>
         <w:rPr>
           <w:rFonts w:ascii="Calibri" w:hAnsi="Calibri" w:cs="Calibri"/>
@@ -392,7 +419,8 @@
       </w:pPr>
       <w:r>
         <w:rPr>
-          <w:rFonts w:ascii="Calibri" w:hAnsi="Calibri" w:cs="Calibri"/>
+          <w:rFonts w:ascii="Calibri" w:hAnsi="Calibri" w:eastAsia="Aptos" w:cs="Calibri" w:eastAsiaTheme="minorHAnsi"/>
+          <w:kern w:val="2"/>
           <w:sz w:val="22"/>
           <w:szCs w:val="22"/>
         </w:rPr>
@@ -406,6 +434,7 @@
           <w:numId w:val="7"/>
         </w:numPr>
         <w:spacing w:after="0" w:line="360" w:lineRule="auto"/>
+        <w:ind w:left="1440" w:hanging="360"/>
         <w:jc w:val="both"/>
         <w:rPr>
           <w:rFonts w:ascii="Calibri" w:hAnsi="Calibri" w:cs="Calibri"/>
@@ -415,7 +444,8 @@
       </w:pPr>
       <w:r>
         <w:rPr>
-          <w:rFonts w:ascii="Calibri" w:hAnsi="Calibri" w:cs="Calibri"/>
+          <w:rFonts w:ascii="Calibri" w:hAnsi="Calibri" w:eastAsia="Aptos" w:cs="Calibri" w:eastAsiaTheme="minorHAnsi"/>
+          <w:kern w:val="2"/>
           <w:sz w:val="22"/>
           <w:szCs w:val="22"/>
         </w:rPr>
@@ -429,6 +459,7 @@
           <w:numId w:val="6"/>
         </w:numPr>
         <w:spacing w:after="0" w:line="360" w:lineRule="auto"/>
+        <w:ind w:left="720" w:hanging="360"/>
         <w:jc w:val="both"/>
         <w:rPr>
           <w:rFonts w:ascii="Calibri" w:hAnsi="Calibri" w:cs="Calibri"/>
@@ -438,43 +469,44 @@
       </w:pPr>
       <w:r>
         <w:rPr>
-          <w:rFonts w:ascii="Calibri" w:hAnsi="Calibri" w:cs="Calibri"/>
+          <w:rFonts w:ascii="Calibri" w:hAnsi="Calibri" w:eastAsia="Aptos" w:cs="Calibri" w:eastAsiaTheme="minorHAnsi"/>
+          <w:kern w:val="2"/>
           <w:sz w:val="22"/>
           <w:szCs w:val="22"/>
         </w:rPr>
         <w:t xml:space="preserve">Desafio TDD: Escrever testes que garantam o lançamento de exceções do tipo </w:t>
       </w:r>
-      <w:proofErr w:type="spellStart"/>
-      <w:r>
-        <w:rPr>
-          <w:rFonts w:ascii="Calibri" w:hAnsi="Calibri" w:cs="Calibri"/>
+      <w:r>
+        <w:rPr>
+          <w:rFonts w:ascii="Calibri" w:hAnsi="Calibri" w:eastAsia="Aptos" w:cs="Calibri" w:eastAsiaTheme="minorHAnsi"/>
+          <w:kern w:val="2"/>
           <w:sz w:val="22"/>
           <w:szCs w:val="22"/>
         </w:rPr>
         <w:t>ChavePixInvalidaError</w:t>
       </w:r>
-      <w:proofErr w:type="spellEnd"/>
-      <w:r>
-        <w:rPr>
-          <w:rFonts w:ascii="Calibri" w:hAnsi="Calibri" w:cs="Calibri"/>
+      <w:r>
+        <w:rPr>
+          <w:rFonts w:ascii="Calibri" w:hAnsi="Calibri" w:eastAsia="Aptos" w:cs="Calibri" w:eastAsiaTheme="minorHAnsi"/>
+          <w:kern w:val="2"/>
           <w:sz w:val="22"/>
           <w:szCs w:val="22"/>
         </w:rPr>
         <w:t xml:space="preserve"> para cada formato incorreto antes de implementar o código de </w:t>
       </w:r>
-      <w:proofErr w:type="spellStart"/>
-      <w:r>
-        <w:rPr>
-          <w:rFonts w:ascii="Calibri" w:hAnsi="Calibri" w:cs="Calibri"/>
+      <w:r>
+        <w:rPr>
+          <w:rFonts w:ascii="Calibri" w:hAnsi="Calibri" w:eastAsia="Aptos" w:cs="Calibri" w:eastAsiaTheme="minorHAnsi"/>
+          <w:kern w:val="2"/>
           <w:sz w:val="22"/>
           <w:szCs w:val="22"/>
         </w:rPr>
         <w:t>parsing</w:t>
       </w:r>
-      <w:proofErr w:type="spellEnd"/>
-      <w:r>
-        <w:rPr>
-          <w:rFonts w:ascii="Calibri" w:hAnsi="Calibri" w:cs="Calibri"/>
+      <w:r>
+        <w:rPr>
+          <w:rFonts w:ascii="Calibri" w:hAnsi="Calibri" w:eastAsia="Aptos" w:cs="Calibri" w:eastAsiaTheme="minorHAnsi"/>
+          <w:kern w:val="2"/>
           <w:sz w:val="22"/>
           <w:szCs w:val="22"/>
         </w:rPr>
@@ -500,6 +532,7 @@
           <w:numId w:val="8"/>
         </w:numPr>
         <w:spacing w:after="0" w:line="360" w:lineRule="auto"/>
+        <w:ind w:left="360" w:hanging="360"/>
         <w:jc w:val="both"/>
         <w:rPr>
           <w:rFonts w:ascii="Calibri" w:hAnsi="Calibri" w:cs="Calibri"/>
@@ -511,9 +544,10 @@
       </w:pPr>
       <w:r>
         <w:rPr>
-          <w:rFonts w:ascii="Calibri" w:hAnsi="Calibri" w:cs="Calibri"/>
+          <w:rFonts w:ascii="Calibri" w:hAnsi="Calibri" w:eastAsia="Aptos" w:cs="Calibri" w:eastAsiaTheme="minorHAnsi"/>
           <w:b/>
           <w:bCs/>
+          <w:kern w:val="2"/>
           <w:sz w:val="22"/>
           <w:szCs w:val="22"/>
         </w:rPr>
@@ -532,9 +566,10 @@
       </w:pPr>
       <w:r>
         <w:rPr>
-          <w:rFonts w:ascii="Calibri" w:hAnsi="Calibri" w:cs="Calibri"/>
+          <w:rFonts w:ascii="Calibri" w:hAnsi="Calibri" w:eastAsia="Aptos" w:cs="Calibri" w:eastAsiaTheme="minorHAnsi"/>
           <w:b/>
           <w:bCs/>
+          <w:kern w:val="2"/>
           <w:sz w:val="22"/>
           <w:szCs w:val="22"/>
         </w:rPr>
@@ -542,7 +577,8 @@
       </w:r>
       <w:r>
         <w:rPr>
-          <w:rFonts w:ascii="Calibri" w:hAnsi="Calibri" w:cs="Calibri"/>
+          <w:rFonts w:ascii="Calibri" w:hAnsi="Calibri" w:eastAsia="Aptos" w:cs="Calibri" w:eastAsiaTheme="minorHAnsi"/>
+          <w:kern w:val="2"/>
           <w:sz w:val="22"/>
           <w:szCs w:val="22"/>
         </w:rPr>
@@ -556,6 +592,7 @@
           <w:numId w:val="9"/>
         </w:numPr>
         <w:spacing w:after="0" w:line="360" w:lineRule="auto"/>
+        <w:ind w:left="720" w:hanging="360"/>
         <w:jc w:val="both"/>
         <w:rPr>
           <w:rFonts w:ascii="Calibri" w:hAnsi="Calibri" w:cs="Calibri"/>
@@ -565,7 +602,8 @@
       </w:pPr>
       <w:r>
         <w:rPr>
-          <w:rFonts w:ascii="Calibri" w:hAnsi="Calibri" w:cs="Calibri"/>
+          <w:rFonts w:ascii="Calibri" w:hAnsi="Calibri" w:eastAsia="Aptos" w:cs="Calibri" w:eastAsiaTheme="minorHAnsi"/>
+          <w:kern w:val="2"/>
           <w:sz w:val="22"/>
           <w:szCs w:val="22"/>
         </w:rPr>
@@ -579,6 +617,7 @@
           <w:numId w:val="10"/>
         </w:numPr>
         <w:spacing w:after="0" w:line="360" w:lineRule="auto"/>
+        <w:ind w:left="1440" w:hanging="360"/>
         <w:jc w:val="both"/>
         <w:rPr>
           <w:rFonts w:ascii="Calibri" w:hAnsi="Calibri" w:cs="Calibri"/>
@@ -588,7 +627,8 @@
       </w:pPr>
       <w:r>
         <w:rPr>
-          <w:rFonts w:ascii="Calibri" w:hAnsi="Calibri" w:cs="Calibri"/>
+          <w:rFonts w:ascii="Calibri" w:hAnsi="Calibri" w:eastAsia="Aptos" w:cs="Calibri" w:eastAsiaTheme="minorHAnsi"/>
+          <w:kern w:val="2"/>
           <w:sz w:val="22"/>
           <w:szCs w:val="22"/>
         </w:rPr>
@@ -606,7 +646,8 @@
       </m:oMath>
       <w:r>
         <w:rPr>
-          <w:rFonts w:ascii="Calibri" w:hAnsi="Calibri" w:cs="Calibri"/>
+          <w:rFonts w:ascii="Calibri" w:hAnsi="Calibri" w:eastAsia="Aptos" w:cs="Calibri" w:eastAsiaTheme="minorHAnsi"/>
+          <w:kern w:val="2"/>
           <w:sz w:val="22"/>
           <w:szCs w:val="22"/>
         </w:rPr>
@@ -620,6 +661,7 @@
           <w:numId w:val="10"/>
         </w:numPr>
         <w:spacing w:after="0" w:line="360" w:lineRule="auto"/>
+        <w:ind w:left="1440" w:hanging="360"/>
         <w:jc w:val="both"/>
         <w:rPr>
           <w:rFonts w:ascii="Calibri" w:hAnsi="Calibri" w:cs="Calibri"/>
@@ -629,7 +671,8 @@
       </w:pPr>
       <w:r>
         <w:rPr>
-          <w:rFonts w:ascii="Calibri" w:hAnsi="Calibri" w:cs="Calibri"/>
+          <w:rFonts w:ascii="Calibri" w:hAnsi="Calibri" w:eastAsia="Aptos" w:cs="Calibri" w:eastAsiaTheme="minorHAnsi"/>
+          <w:kern w:val="2"/>
           <w:sz w:val="22"/>
           <w:szCs w:val="22"/>
         </w:rPr>
@@ -647,7 +690,8 @@
       </m:oMath>
       <w:r>
         <w:rPr>
-          <w:rFonts w:ascii="Calibri" w:hAnsi="Calibri" w:cs="Calibri"/>
+          <w:rFonts w:ascii="Calibri" w:hAnsi="Calibri" w:eastAsia="Aptos" w:cs="Calibri" w:eastAsiaTheme="minorHAnsi"/>
+          <w:kern w:val="2"/>
           <w:sz w:val="22"/>
           <w:szCs w:val="22"/>
         </w:rPr>
@@ -661,6 +705,7 @@
           <w:numId w:val="10"/>
         </w:numPr>
         <w:spacing w:after="0" w:line="360" w:lineRule="auto"/>
+        <w:ind w:left="1440" w:hanging="360"/>
         <w:jc w:val="both"/>
         <w:rPr>
           <w:rFonts w:ascii="Calibri" w:hAnsi="Calibri" w:cs="Calibri"/>
@@ -670,7 +715,8 @@
       </w:pPr>
       <w:r>
         <w:rPr>
-          <w:rFonts w:ascii="Calibri" w:hAnsi="Calibri" w:cs="Calibri"/>
+          <w:rFonts w:ascii="Calibri" w:hAnsi="Calibri" w:eastAsia="Aptos" w:cs="Calibri" w:eastAsiaTheme="minorHAnsi"/>
+          <w:kern w:val="2"/>
           <w:sz w:val="22"/>
           <w:szCs w:val="22"/>
         </w:rPr>
@@ -688,7 +734,8 @@
       </m:oMath>
       <w:r>
         <w:rPr>
-          <w:rFonts w:ascii="Calibri" w:hAnsi="Calibri" w:cs="Calibri"/>
+          <w:rFonts w:ascii="Calibri" w:hAnsi="Calibri" w:eastAsia="Aptos" w:cs="Calibri" w:eastAsiaTheme="minorHAnsi"/>
+          <w:kern w:val="2"/>
           <w:sz w:val="22"/>
           <w:szCs w:val="22"/>
         </w:rPr>
@@ -706,7 +753,8 @@
       </m:oMath>
       <w:r>
         <w:rPr>
-          <w:rFonts w:ascii="Calibri" w:hAnsi="Calibri" w:cs="Calibri"/>
+          <w:rFonts w:ascii="Calibri" w:hAnsi="Calibri" w:eastAsia="Aptos" w:cs="Calibri" w:eastAsiaTheme="minorHAnsi"/>
+          <w:kern w:val="2"/>
           <w:sz w:val="22"/>
           <w:szCs w:val="22"/>
         </w:rPr>
@@ -720,6 +768,7 @@
           <w:numId w:val="10"/>
         </w:numPr>
         <w:spacing w:after="0" w:line="360" w:lineRule="auto"/>
+        <w:ind w:left="1440" w:hanging="360"/>
         <w:jc w:val="both"/>
         <w:rPr>
           <w:rFonts w:ascii="Calibri" w:hAnsi="Calibri" w:cs="Calibri"/>
@@ -729,7 +778,8 @@
       </w:pPr>
       <w:r>
         <w:rPr>
-          <w:rFonts w:ascii="Calibri" w:hAnsi="Calibri" w:cs="Calibri"/>
+          <w:rFonts w:ascii="Calibri" w:hAnsi="Calibri" w:eastAsia="Aptos" w:cs="Calibri" w:eastAsiaTheme="minorHAnsi"/>
+          <w:kern w:val="2"/>
           <w:sz w:val="22"/>
           <w:szCs w:val="22"/>
         </w:rPr>
@@ -737,9 +787,10 @@
       </w:r>
       <w:r>
         <w:rPr>
-          <w:rFonts w:ascii="Calibri" w:hAnsi="Calibri" w:cs="Calibri"/>
+          <w:rFonts w:ascii="Calibri" w:hAnsi="Calibri" w:eastAsia="Aptos" w:cs="Calibri" w:eastAsiaTheme="minorHAnsi"/>
           <w:i/>
           <w:iCs/>
+          <w:kern w:val="2"/>
           <w:sz w:val="22"/>
           <w:szCs w:val="22"/>
         </w:rPr>
@@ -747,7 +798,8 @@
       </w:r>
       <w:r>
         <w:rPr>
-          <w:rFonts w:ascii="Calibri" w:hAnsi="Calibri" w:cs="Calibri"/>
+          <w:rFonts w:ascii="Calibri" w:hAnsi="Calibri" w:eastAsia="Aptos" w:cs="Calibri" w:eastAsiaTheme="minorHAnsi"/>
+          <w:kern w:val="2"/>
           <w:sz w:val="22"/>
           <w:szCs w:val="22"/>
         </w:rPr>
@@ -765,7 +817,8 @@
       </m:oMath>
       <w:r>
         <w:rPr>
-          <w:rFonts w:ascii="Calibri" w:hAnsi="Calibri" w:cs="Calibri"/>
+          <w:rFonts w:ascii="Calibri" w:hAnsi="Calibri" w:eastAsia="Aptos" w:cs="Calibri" w:eastAsiaTheme="minorHAnsi"/>
+          <w:kern w:val="2"/>
           <w:sz w:val="22"/>
           <w:szCs w:val="22"/>
         </w:rPr>
@@ -779,6 +832,7 @@
           <w:numId w:val="9"/>
         </w:numPr>
         <w:spacing w:after="0" w:line="360" w:lineRule="auto"/>
+        <w:ind w:left="720" w:hanging="360"/>
         <w:jc w:val="both"/>
         <w:rPr>
           <w:rFonts w:ascii="Calibri" w:hAnsi="Calibri" w:cs="Calibri"/>
@@ -788,29 +842,89 @@
       </w:pPr>
       <w:r>
         <w:rPr>
+          <w:rFonts w:ascii="Calibri" w:hAnsi="Calibri" w:eastAsia="Aptos" w:cs="Calibri" w:eastAsiaTheme="minorHAnsi"/>
+          <w:kern w:val="2"/>
+          <w:sz w:val="22"/>
+          <w:szCs w:val="22"/>
+        </w:rPr>
+        <w:t>Desafio TDD: Usar parametrização de testes (@</w:t>
+      </w:r>
+      <w:r>
+        <w:rPr>
+          <w:rFonts w:ascii="Calibri" w:hAnsi="Calibri" w:eastAsia="Aptos" w:cs="Calibri" w:eastAsiaTheme="minorHAnsi"/>
+          <w:kern w:val="2"/>
+          <w:sz w:val="22"/>
+          <w:szCs w:val="22"/>
+        </w:rPr>
+        <w:t>pytest.mark</w:t>
+      </w:r>
+      <w:r>
+        <w:rPr>
+          <w:rFonts w:ascii="Calibri" w:hAnsi="Calibri" w:eastAsia="Aptos" w:cs="Calibri" w:eastAsiaTheme="minorHAnsi"/>
+          <w:kern w:val="2"/>
+          <w:sz w:val="22"/>
+          <w:szCs w:val="22"/>
+        </w:rPr>
+        <w:t>.parametrize) para testar múltiplas combinações de renda, restrição e score com poucas linhas de teste.</w:t>
+      </w:r>
+    </w:p>
+    <w:p>
+      <w:pPr>
+        <w:spacing w:after="0" w:line="360" w:lineRule="auto"/>
+        <w:ind w:left="720" w:hanging="360"/>
+        <w:jc w:val="both"/>
+        <w:rPr>
           <w:rFonts w:ascii="Calibri" w:hAnsi="Calibri" w:cs="Calibri"/>
           <w:sz w:val="22"/>
           <w:szCs w:val="22"/>
         </w:rPr>
-        <w:t>Desafio TDD: Usar parametrização de testes (@</w:t>
-      </w:r>
-      <w:proofErr w:type="gramStart"/>
-      <w:r>
-        <w:rPr>
-          <w:rFonts w:ascii="Calibri" w:hAnsi="Calibri" w:cs="Calibri"/>
-          <w:sz w:val="22"/>
-          <w:szCs w:val="22"/>
-        </w:rPr>
-        <w:t>pytest.mark</w:t>
-      </w:r>
-      <w:proofErr w:type="gramEnd"/>
-      <w:r>
-        <w:rPr>
-          <w:rFonts w:ascii="Calibri" w:hAnsi="Calibri" w:cs="Calibri"/>
-          <w:sz w:val="22"/>
-          <w:szCs w:val="22"/>
-        </w:rPr>
-        <w:t>.parametrize) para testar múltiplas combinações de renda, restrição e score com poucas linhas de teste.</w:t>
+      </w:pPr>
+    </w:p>
+    <w:p>
+      <w:pPr>
+        <w:spacing w:line="360" w:lineRule="auto"/>
+      </w:pPr>
+    </w:p>
+    <w:p>
+      <w:pPr>
+        <w:spacing w:line="360" w:lineRule="auto"/>
+      </w:pPr>
+      <w:r>
+        <w:drawing>
+          <wp:inline distT="0" distB="0" distL="0" distR="0">
+            <wp:extent cx="5829300" cy="1190625"/>
+            <wp:effectExtent l="0" t="0" r="0" b="0"/>
+            <wp:docPr id="100000" name="Picture 100000" descr="image.png"/>
+            <wp:cNvGraphicFramePr>
+              <a:graphicFrameLocks xmlns:a="http://schemas.openxmlformats.org/drawingml/2006/main" noChangeAspect="1"/>
+            </wp:cNvGraphicFramePr>
+            <a:graphic xmlns:a="http://schemas.openxmlformats.org/drawingml/2006/main">
+              <a:graphicData uri="http://schemas.openxmlformats.org/drawingml/2006/picture">
+                <pic:pic xmlns:pic="http://schemas.openxmlformats.org/drawingml/2006/picture">
+                  <pic:nvPicPr>
+                    <pic:cNvPr id="100000" name="image100000" descr="image.png"/>
+                    <pic:cNvPicPr/>
+                  </pic:nvPicPr>
+                  <pic:blipFill>
+                    <a:blip r:embed="rId10"/>
+                    <a:stretch>
+                      <a:fillRect/>
+                    </a:stretch>
+                  </pic:blipFill>
+                  <pic:spPr>
+                    <a:xfrm>
+                      <a:off x="0" y="0"/>
+                      <a:ext cx="5829300" cy="1190625"/>
+                    </a:xfrm>
+                    <a:prstGeom prst="rect">
+                      <a:avLst/>
+                    </a:prstGeom>
+                  </pic:spPr>
+                </pic:pic>
+              </a:graphicData>
+            </a:graphic>
+          </wp:inline>
+        </w:drawing>
       </w:r>
     </w:p>
     <w:p>
@@ -837,43 +951,45 @@
         </w:rPr>
       </w:pPr>
       <w:r>
-        <w:rPr>
-          <w:rFonts w:ascii="Calibri" w:hAnsi="Calibri" w:cs="Calibri"/>
+        <w:lastRenderedPageBreak/>
+        <w:rPr>
+          <w:rFonts w:ascii="Calibri" w:hAnsi="Calibri" w:eastAsia="Aptos" w:cs="Calibri" w:eastAsiaTheme="minorHAnsi"/>
           <w:b/>
           <w:bCs/>
-          <w:sz w:val="22"/>
-          <w:szCs w:val="22"/>
-        </w:rPr>
-        <w:lastRenderedPageBreak/>
+          <w:kern w:val="2"/>
+          <w:sz w:val="22"/>
+          <w:szCs w:val="22"/>
+        </w:rPr>
         <w:t>3</w:t>
       </w:r>
       <w:r>
         <w:rPr>
-          <w:rFonts w:ascii="Calibri" w:hAnsi="Calibri" w:cs="Calibri"/>
+          <w:rFonts w:ascii="Calibri" w:hAnsi="Calibri" w:eastAsia="Aptos" w:cs="Calibri" w:eastAsiaTheme="minorHAnsi"/>
           <w:b/>
           <w:bCs/>
+          <w:kern w:val="2"/>
           <w:sz w:val="22"/>
           <w:szCs w:val="22"/>
         </w:rPr>
         <w:t xml:space="preserve">. Processador de Extrato </w:t>
       </w:r>
-      <w:proofErr w:type="spellStart"/>
-      <w:r>
-        <w:rPr>
-          <w:rFonts w:ascii="Calibri" w:hAnsi="Calibri" w:cs="Calibri"/>
+      <w:r>
+        <w:rPr>
+          <w:rFonts w:ascii="Calibri" w:hAnsi="Calibri" w:eastAsia="Aptos" w:cs="Calibri" w:eastAsiaTheme="minorHAnsi"/>
           <w:b/>
           <w:bCs/>
+          <w:kern w:val="2"/>
           <w:sz w:val="22"/>
           <w:szCs w:val="22"/>
         </w:rPr>
         <w:t>Extornável</w:t>
       </w:r>
-      <w:proofErr w:type="spellEnd"/>
-      <w:r>
-        <w:rPr>
-          <w:rFonts w:ascii="Calibri" w:hAnsi="Calibri" w:cs="Calibri"/>
+      <w:r>
+        <w:rPr>
+          <w:rFonts w:ascii="Calibri" w:hAnsi="Calibri" w:eastAsia="Aptos" w:cs="Calibri" w:eastAsiaTheme="minorHAnsi"/>
           <w:b/>
           <w:bCs/>
+          <w:kern w:val="2"/>
           <w:sz w:val="22"/>
           <w:szCs w:val="22"/>
         </w:rPr>
@@ -892,9 +1008,10 @@
       </w:pPr>
       <w:r>
         <w:rPr>
-          <w:rFonts w:ascii="Calibri" w:hAnsi="Calibri" w:cs="Calibri"/>
+          <w:rFonts w:ascii="Calibri" w:hAnsi="Calibri" w:eastAsia="Aptos" w:cs="Calibri" w:eastAsiaTheme="minorHAnsi"/>
           <w:b/>
           <w:bCs/>
+          <w:kern w:val="2"/>
           <w:sz w:val="22"/>
           <w:szCs w:val="22"/>
         </w:rPr>
@@ -902,27 +1019,28 @@
       </w:r>
       <w:r>
         <w:rPr>
-          <w:rFonts w:ascii="Calibri" w:hAnsi="Calibri" w:cs="Calibri"/>
+          <w:rFonts w:ascii="Calibri" w:hAnsi="Calibri" w:eastAsia="Aptos" w:cs="Calibri" w:eastAsiaTheme="minorHAnsi"/>
+          <w:kern w:val="2"/>
           <w:sz w:val="22"/>
           <w:szCs w:val="22"/>
         </w:rPr>
         <w:t xml:space="preserve"> Implementar um livro-razão (</w:t>
       </w:r>
-      <w:proofErr w:type="spellStart"/>
-      <w:r>
-        <w:rPr>
-          <w:rFonts w:ascii="Calibri" w:hAnsi="Calibri" w:cs="Calibri"/>
+      <w:r>
+        <w:rPr>
+          <w:rFonts w:ascii="Calibri" w:hAnsi="Calibri" w:eastAsia="Aptos" w:cs="Calibri" w:eastAsiaTheme="minorHAnsi"/>
           <w:i/>
           <w:iCs/>
+          <w:kern w:val="2"/>
           <w:sz w:val="22"/>
           <w:szCs w:val="22"/>
         </w:rPr>
         <w:t>ledger</w:t>
       </w:r>
-      <w:proofErr w:type="spellEnd"/>
-      <w:r>
-        <w:rPr>
-          <w:rFonts w:ascii="Calibri" w:hAnsi="Calibri" w:cs="Calibri"/>
+      <w:r>
+        <w:rPr>
+          <w:rFonts w:ascii="Calibri" w:hAnsi="Calibri" w:eastAsia="Aptos" w:cs="Calibri" w:eastAsiaTheme="minorHAnsi"/>
+          <w:kern w:val="2"/>
           <w:sz w:val="22"/>
           <w:szCs w:val="22"/>
         </w:rPr>
@@ -936,6 +1054,7 @@
           <w:numId w:val="11"/>
         </w:numPr>
         <w:spacing w:after="0" w:line="360" w:lineRule="auto"/>
+        <w:ind w:left="720" w:hanging="360"/>
         <w:jc w:val="both"/>
         <w:rPr>
           <w:rFonts w:ascii="Calibri" w:hAnsi="Calibri" w:cs="Calibri"/>
@@ -945,7 +1064,8 @@
       </w:pPr>
       <w:r>
         <w:rPr>
-          <w:rFonts w:ascii="Calibri" w:hAnsi="Calibri" w:cs="Calibri"/>
+          <w:rFonts w:ascii="Calibri" w:hAnsi="Calibri" w:eastAsia="Aptos" w:cs="Calibri" w:eastAsiaTheme="minorHAnsi"/>
+          <w:kern w:val="2"/>
           <w:sz w:val="22"/>
           <w:szCs w:val="22"/>
         </w:rPr>
@@ -959,6 +1079,7 @@
           <w:numId w:val="12"/>
         </w:numPr>
         <w:spacing w:after="0" w:line="360" w:lineRule="auto"/>
+        <w:ind w:left="1440" w:hanging="360"/>
         <w:jc w:val="both"/>
         <w:rPr>
           <w:rFonts w:ascii="Calibri" w:hAnsi="Calibri" w:cs="Calibri"/>
@@ -968,43 +1089,44 @@
       </w:pPr>
       <w:r>
         <w:rPr>
-          <w:rFonts w:ascii="Calibri" w:hAnsi="Calibri" w:cs="Calibri"/>
+          <w:rFonts w:ascii="Calibri" w:hAnsi="Calibri" w:eastAsia="Aptos" w:cs="Calibri" w:eastAsiaTheme="minorHAnsi"/>
+          <w:kern w:val="2"/>
           <w:sz w:val="22"/>
           <w:szCs w:val="22"/>
         </w:rPr>
         <w:t>Cada transação possui id, valor, tipo (</w:t>
       </w:r>
-      <w:proofErr w:type="gramStart"/>
-      <w:r>
-        <w:rPr>
-          <w:rFonts w:ascii="Calibri" w:hAnsi="Calibri" w:cs="Calibri"/>
+      <w:r>
+        <w:rPr>
+          <w:rFonts w:ascii="Calibri" w:hAnsi="Calibri" w:eastAsia="Aptos" w:cs="Calibri" w:eastAsiaTheme="minorHAnsi"/>
+          <w:kern w:val="2"/>
           <w:sz w:val="22"/>
           <w:szCs w:val="22"/>
         </w:rPr>
         <w:t>CREDITO</w:t>
       </w:r>
-      <w:proofErr w:type="gramEnd"/>
-      <w:r>
-        <w:rPr>
-          <w:rFonts w:ascii="Calibri" w:hAnsi="Calibri" w:cs="Calibri"/>
+      <w:r>
+        <w:rPr>
+          <w:rFonts w:ascii="Calibri" w:hAnsi="Calibri" w:eastAsia="Aptos" w:cs="Calibri" w:eastAsiaTheme="minorHAnsi"/>
+          <w:kern w:val="2"/>
           <w:sz w:val="22"/>
           <w:szCs w:val="22"/>
         </w:rPr>
         <w:t xml:space="preserve"> ou </w:t>
       </w:r>
-      <w:proofErr w:type="gramStart"/>
-      <w:r>
-        <w:rPr>
-          <w:rFonts w:ascii="Calibri" w:hAnsi="Calibri" w:cs="Calibri"/>
+      <w:r>
+        <w:rPr>
+          <w:rFonts w:ascii="Calibri" w:hAnsi="Calibri" w:eastAsia="Aptos" w:cs="Calibri" w:eastAsiaTheme="minorHAnsi"/>
+          <w:kern w:val="2"/>
           <w:sz w:val="22"/>
           <w:szCs w:val="22"/>
         </w:rPr>
         <w:t>DEBITO</w:t>
       </w:r>
-      <w:proofErr w:type="gramEnd"/>
-      <w:r>
-        <w:rPr>
-          <w:rFonts w:ascii="Calibri" w:hAnsi="Calibri" w:cs="Calibri"/>
+      <w:r>
+        <w:rPr>
+          <w:rFonts w:ascii="Calibri" w:hAnsi="Calibri" w:eastAsia="Aptos" w:cs="Calibri" w:eastAsiaTheme="minorHAnsi"/>
+          <w:kern w:val="2"/>
           <w:sz w:val="22"/>
           <w:szCs w:val="22"/>
         </w:rPr>
@@ -1018,6 +1140,7 @@
           <w:numId w:val="12"/>
         </w:numPr>
         <w:spacing w:after="0" w:line="360" w:lineRule="auto"/>
+        <w:ind w:left="1440" w:hanging="360"/>
         <w:jc w:val="both"/>
         <w:rPr>
           <w:rFonts w:ascii="Calibri" w:hAnsi="Calibri" w:cs="Calibri"/>
@@ -1027,7 +1150,8 @@
       </w:pPr>
       <w:r>
         <w:rPr>
-          <w:rFonts w:ascii="Calibri" w:hAnsi="Calibri" w:cs="Calibri"/>
+          <w:rFonts w:ascii="Calibri" w:hAnsi="Calibri" w:eastAsia="Aptos" w:cs="Calibri" w:eastAsiaTheme="minorHAnsi"/>
+          <w:kern w:val="2"/>
           <w:sz w:val="22"/>
           <w:szCs w:val="22"/>
         </w:rPr>
@@ -1041,6 +1165,7 @@
           <w:numId w:val="12"/>
         </w:numPr>
         <w:spacing w:after="0" w:line="360" w:lineRule="auto"/>
+        <w:ind w:left="1440" w:hanging="360"/>
         <w:jc w:val="both"/>
         <w:rPr>
           <w:rFonts w:ascii="Calibri" w:hAnsi="Calibri" w:cs="Calibri"/>
@@ -1050,25 +1175,26 @@
       </w:pPr>
       <w:r>
         <w:rPr>
-          <w:rFonts w:ascii="Calibri" w:hAnsi="Calibri" w:cs="Calibri"/>
+          <w:rFonts w:ascii="Calibri" w:hAnsi="Calibri" w:eastAsia="Aptos" w:cs="Calibri" w:eastAsiaTheme="minorHAnsi"/>
+          <w:kern w:val="2"/>
           <w:sz w:val="22"/>
           <w:szCs w:val="22"/>
         </w:rPr>
         <w:t xml:space="preserve">Não é permitido realizar um saque se o saldo resultante ficar negativo (deve lançar </w:t>
       </w:r>
-      <w:proofErr w:type="spellStart"/>
-      <w:r>
-        <w:rPr>
-          <w:rFonts w:ascii="Calibri" w:hAnsi="Calibri" w:cs="Calibri"/>
+      <w:r>
+        <w:rPr>
+          <w:rFonts w:ascii="Calibri" w:hAnsi="Calibri" w:eastAsia="Aptos" w:cs="Calibri" w:eastAsiaTheme="minorHAnsi"/>
+          <w:kern w:val="2"/>
           <w:sz w:val="22"/>
           <w:szCs w:val="22"/>
         </w:rPr>
         <w:t>SaldoInsuficienteError</w:t>
       </w:r>
-      <w:proofErr w:type="spellEnd"/>
-      <w:r>
-        <w:rPr>
-          <w:rFonts w:ascii="Calibri" w:hAnsi="Calibri" w:cs="Calibri"/>
+      <w:r>
+        <w:rPr>
+          <w:rFonts w:ascii="Calibri" w:hAnsi="Calibri" w:eastAsia="Aptos" w:cs="Calibri" w:eastAsiaTheme="minorHAnsi"/>
+          <w:kern w:val="2"/>
           <w:sz w:val="22"/>
           <w:szCs w:val="22"/>
         </w:rPr>
@@ -1082,6 +1208,7 @@
           <w:numId w:val="12"/>
         </w:numPr>
         <w:spacing w:after="0" w:line="360" w:lineRule="auto"/>
+        <w:ind w:left="1440" w:hanging="360"/>
         <w:jc w:val="both"/>
         <w:rPr>
           <w:rFonts w:ascii="Calibri" w:hAnsi="Calibri" w:cs="Calibri"/>
@@ -1091,7 +1218,8 @@
       </w:pPr>
       <w:r>
         <w:rPr>
-          <w:rFonts w:ascii="Calibri" w:hAnsi="Calibri" w:cs="Calibri"/>
+          <w:rFonts w:ascii="Calibri" w:hAnsi="Calibri" w:eastAsia="Aptos" w:cs="Calibri" w:eastAsiaTheme="minorHAnsi"/>
+          <w:kern w:val="2"/>
           <w:sz w:val="22"/>
           <w:szCs w:val="22"/>
         </w:rPr>
@@ -1105,6 +1233,7 @@
           <w:numId w:val="11"/>
         </w:numPr>
         <w:spacing w:after="0" w:line="360" w:lineRule="auto"/>
+        <w:ind w:left="720" w:hanging="360"/>
         <w:jc w:val="both"/>
         <w:rPr>
           <w:rFonts w:ascii="Calibri" w:hAnsi="Calibri" w:cs="Calibri"/>
@@ -1114,7 +1243,8 @@
       </w:pPr>
       <w:r>
         <w:rPr>
-          <w:rFonts w:ascii="Calibri" w:hAnsi="Calibri" w:cs="Calibri"/>
+          <w:rFonts w:ascii="Calibri" w:hAnsi="Calibri" w:eastAsia="Aptos" w:cs="Calibri" w:eastAsiaTheme="minorHAnsi"/>
+          <w:kern w:val="2"/>
           <w:sz w:val="22"/>
           <w:szCs w:val="22"/>
         </w:rPr>
@@ -1122,7 +1252,8 @@
       </w:r>
       <w:r>
         <w:rPr>
-          <w:rFonts w:ascii="Calibri" w:hAnsi="Calibri" w:cs="Calibri"/>
+          <w:rFonts w:ascii="Calibri" w:hAnsi="Calibri" w:eastAsia="Aptos" w:cs="Calibri" w:eastAsiaTheme="minorHAnsi"/>
+          <w:kern w:val="2"/>
           <w:sz w:val="22"/>
           <w:szCs w:val="22"/>
         </w:rPr>
@@ -1154,9 +1285,10 @@
       </w:pPr>
       <w:r>
         <w:rPr>
-          <w:rFonts w:ascii="Calibri" w:hAnsi="Calibri" w:cs="Calibri"/>
+          <w:rFonts w:ascii="Calibri" w:hAnsi="Calibri" w:eastAsia="Aptos" w:cs="Calibri" w:eastAsiaTheme="minorHAnsi"/>
           <w:b/>
           <w:bCs/>
+          <w:kern w:val="2"/>
           <w:sz w:val="22"/>
           <w:szCs w:val="22"/>
         </w:rPr>
@@ -1164,31 +1296,32 @@
       </w:r>
       <w:r>
         <w:rPr>
-          <w:rFonts w:ascii="Calibri" w:hAnsi="Calibri" w:cs="Calibri"/>
+          <w:rFonts w:ascii="Calibri" w:hAnsi="Calibri" w:eastAsia="Aptos" w:cs="Calibri" w:eastAsiaTheme="minorHAnsi"/>
           <w:b/>
           <w:bCs/>
+          <w:kern w:val="2"/>
           <w:sz w:val="22"/>
           <w:szCs w:val="22"/>
         </w:rPr>
         <w:t xml:space="preserve">. Conversor de Moedas em Tempo Real com </w:t>
       </w:r>
-      <w:proofErr w:type="spellStart"/>
-      <w:r>
-        <w:rPr>
-          <w:rFonts w:ascii="Calibri" w:hAnsi="Calibri" w:cs="Calibri"/>
+      <w:r>
+        <w:rPr>
+          <w:rFonts w:ascii="Calibri" w:hAnsi="Calibri" w:eastAsia="Aptos" w:cs="Calibri" w:eastAsiaTheme="minorHAnsi"/>
           <w:b/>
           <w:bCs/>
+          <w:kern w:val="2"/>
           <w:sz w:val="22"/>
           <w:szCs w:val="22"/>
         </w:rPr>
         <w:t>Mock</w:t>
       </w:r>
-      <w:proofErr w:type="spellEnd"/>
-      <w:r>
-        <w:rPr>
-          <w:rFonts w:ascii="Calibri" w:hAnsi="Calibri" w:cs="Calibri"/>
+      <w:r>
+        <w:rPr>
+          <w:rFonts w:ascii="Calibri" w:hAnsi="Calibri" w:eastAsia="Aptos" w:cs="Calibri" w:eastAsiaTheme="minorHAnsi"/>
           <w:b/>
           <w:bCs/>
+          <w:kern w:val="2"/>
           <w:sz w:val="22"/>
           <w:szCs w:val="22"/>
         </w:rPr>
@@ -1207,9 +1340,10 @@
       </w:pPr>
       <w:r>
         <w:rPr>
-          <w:rFonts w:ascii="Calibri" w:hAnsi="Calibri" w:cs="Calibri"/>
+          <w:rFonts w:ascii="Calibri" w:hAnsi="Calibri" w:eastAsia="Aptos" w:cs="Calibri" w:eastAsiaTheme="minorHAnsi"/>
           <w:b/>
           <w:bCs/>
+          <w:kern w:val="2"/>
           <w:sz w:val="22"/>
           <w:szCs w:val="22"/>
         </w:rPr>
@@ -1217,7 +1351,8 @@
       </w:r>
       <w:r>
         <w:rPr>
-          <w:rFonts w:ascii="Calibri" w:hAnsi="Calibri" w:cs="Calibri"/>
+          <w:rFonts w:ascii="Calibri" w:hAnsi="Calibri" w:eastAsia="Aptos" w:cs="Calibri" w:eastAsiaTheme="minorHAnsi"/>
+          <w:kern w:val="2"/>
           <w:sz w:val="22"/>
           <w:szCs w:val="22"/>
         </w:rPr>
@@ -1231,6 +1366,7 @@
           <w:numId w:val="13"/>
         </w:numPr>
         <w:spacing w:after="0" w:line="360" w:lineRule="auto"/>
+        <w:ind w:left="720" w:hanging="360"/>
         <w:jc w:val="both"/>
         <w:rPr>
           <w:rFonts w:ascii="Calibri" w:hAnsi="Calibri" w:cs="Calibri"/>
@@ -1240,7 +1376,8 @@
       </w:pPr>
       <w:r>
         <w:rPr>
-          <w:rFonts w:ascii="Calibri" w:hAnsi="Calibri" w:cs="Calibri"/>
+          <w:rFonts w:ascii="Calibri" w:hAnsi="Calibri" w:eastAsia="Aptos" w:cs="Calibri" w:eastAsiaTheme="minorHAnsi"/>
+          <w:kern w:val="2"/>
           <w:sz w:val="22"/>
           <w:szCs w:val="22"/>
         </w:rPr>
@@ -1254,6 +1391,7 @@
           <w:numId w:val="14"/>
         </w:numPr>
         <w:spacing w:after="0" w:line="360" w:lineRule="auto"/>
+        <w:ind w:left="1440" w:hanging="360"/>
         <w:jc w:val="both"/>
         <w:rPr>
           <w:rFonts w:ascii="Calibri" w:hAnsi="Calibri" w:cs="Calibri"/>
@@ -1263,7 +1401,8 @@
       </w:pPr>
       <w:r>
         <w:rPr>
-          <w:rFonts w:ascii="Calibri" w:hAnsi="Calibri" w:cs="Calibri"/>
+          <w:rFonts w:ascii="Calibri" w:hAnsi="Calibri" w:eastAsia="Aptos" w:cs="Calibri" w:eastAsiaTheme="minorHAnsi"/>
+          <w:kern w:val="2"/>
           <w:sz w:val="22"/>
           <w:szCs w:val="22"/>
         </w:rPr>
@@ -1277,6 +1416,7 @@
           <w:numId w:val="14"/>
         </w:numPr>
         <w:spacing w:after="0" w:line="360" w:lineRule="auto"/>
+        <w:ind w:left="1440" w:hanging="360"/>
         <w:jc w:val="both"/>
         <w:rPr>
           <w:rFonts w:ascii="Calibri" w:hAnsi="Calibri" w:cs="Calibri"/>
@@ -1286,43 +1426,44 @@
       </w:pPr>
       <w:r>
         <w:rPr>
-          <w:rFonts w:ascii="Calibri" w:hAnsi="Calibri" w:cs="Calibri"/>
+          <w:rFonts w:ascii="Calibri" w:hAnsi="Calibri" w:eastAsia="Aptos" w:cs="Calibri" w:eastAsiaTheme="minorHAnsi"/>
+          <w:kern w:val="2"/>
           <w:sz w:val="22"/>
           <w:szCs w:val="22"/>
         </w:rPr>
         <w:t>O serviço deve chamar um conector externo (</w:t>
       </w:r>
-      <w:proofErr w:type="spellStart"/>
-      <w:r>
-        <w:rPr>
-          <w:rFonts w:ascii="Calibri" w:hAnsi="Calibri" w:cs="Calibri"/>
+      <w:r>
+        <w:rPr>
+          <w:rFonts w:ascii="Calibri" w:hAnsi="Calibri" w:eastAsia="Aptos" w:cs="Calibri" w:eastAsiaTheme="minorHAnsi"/>
+          <w:kern w:val="2"/>
           <w:sz w:val="22"/>
           <w:szCs w:val="22"/>
         </w:rPr>
         <w:t>ex</w:t>
       </w:r>
-      <w:proofErr w:type="spellEnd"/>
-      <w:r>
-        <w:rPr>
-          <w:rFonts w:ascii="Calibri" w:hAnsi="Calibri" w:cs="Calibri"/>
+      <w:r>
+        <w:rPr>
+          <w:rFonts w:ascii="Calibri" w:hAnsi="Calibri" w:eastAsia="Aptos" w:cs="Calibri" w:eastAsiaTheme="minorHAnsi"/>
+          <w:kern w:val="2"/>
           <w:sz w:val="22"/>
           <w:szCs w:val="22"/>
         </w:rPr>
         <w:t xml:space="preserve">: </w:t>
       </w:r>
-      <w:proofErr w:type="spellStart"/>
-      <w:r>
-        <w:rPr>
-          <w:rFonts w:ascii="Calibri" w:hAnsi="Calibri" w:cs="Calibri"/>
+      <w:r>
+        <w:rPr>
+          <w:rFonts w:ascii="Calibri" w:hAnsi="Calibri" w:eastAsia="Aptos" w:cs="Calibri" w:eastAsiaTheme="minorHAnsi"/>
+          <w:kern w:val="2"/>
           <w:sz w:val="22"/>
           <w:szCs w:val="22"/>
         </w:rPr>
         <w:t>CotacaoAPI</w:t>
       </w:r>
-      <w:proofErr w:type="spellEnd"/>
-      <w:r>
-        <w:rPr>
-          <w:rFonts w:ascii="Calibri" w:hAnsi="Calibri" w:cs="Calibri"/>
+      <w:r>
+        <w:rPr>
+          <w:rFonts w:ascii="Calibri" w:hAnsi="Calibri" w:eastAsia="Aptos" w:cs="Calibri" w:eastAsiaTheme="minorHAnsi"/>
+          <w:kern w:val="2"/>
           <w:sz w:val="22"/>
           <w:szCs w:val="22"/>
         </w:rPr>
@@ -1336,6 +1477,7 @@
           <w:numId w:val="14"/>
         </w:numPr>
         <w:spacing w:after="0" w:line="360" w:lineRule="auto"/>
+        <w:ind w:left="1440" w:hanging="360"/>
         <w:jc w:val="both"/>
         <w:rPr>
           <w:rFonts w:ascii="Calibri" w:hAnsi="Calibri" w:cs="Calibri"/>
@@ -1345,7 +1487,8 @@
       </w:pPr>
       <w:r>
         <w:rPr>
-          <w:rFonts w:ascii="Calibri" w:hAnsi="Calibri" w:cs="Calibri"/>
+          <w:rFonts w:ascii="Calibri" w:hAnsi="Calibri" w:eastAsia="Aptos" w:cs="Calibri" w:eastAsiaTheme="minorHAnsi"/>
+          <w:kern w:val="2"/>
           <w:sz w:val="22"/>
           <w:szCs w:val="22"/>
         </w:rPr>
@@ -1359,6 +1502,7 @@
           <w:numId w:val="14"/>
         </w:numPr>
         <w:spacing w:after="0" w:line="360" w:lineRule="auto"/>
+        <w:ind w:left="1440" w:hanging="360"/>
         <w:jc w:val="both"/>
         <w:rPr>
           <w:rFonts w:ascii="Calibri" w:hAnsi="Calibri" w:cs="Calibri"/>
@@ -1368,25 +1512,26 @@
       </w:pPr>
       <w:r>
         <w:rPr>
-          <w:rFonts w:ascii="Calibri" w:hAnsi="Calibri" w:cs="Calibri"/>
+          <w:rFonts w:ascii="Calibri" w:hAnsi="Calibri" w:eastAsia="Aptos" w:cs="Calibri" w:eastAsiaTheme="minorHAnsi"/>
+          <w:kern w:val="2"/>
           <w:sz w:val="22"/>
           <w:szCs w:val="22"/>
         </w:rPr>
         <w:t xml:space="preserve">Se a API de cotação estiver fora do ar ou indisponível, o sistema deve capturar o erro e lançar </w:t>
       </w:r>
-      <w:proofErr w:type="spellStart"/>
-      <w:r>
-        <w:rPr>
-          <w:rFonts w:ascii="Calibri" w:hAnsi="Calibri" w:cs="Calibri"/>
+      <w:r>
+        <w:rPr>
+          <w:rFonts w:ascii="Calibri" w:hAnsi="Calibri" w:eastAsia="Aptos" w:cs="Calibri" w:eastAsiaTheme="minorHAnsi"/>
+          <w:kern w:val="2"/>
           <w:sz w:val="22"/>
           <w:szCs w:val="22"/>
         </w:rPr>
         <w:t>ServicoCotacaoIndisponivelError</w:t>
       </w:r>
-      <w:proofErr w:type="spellEnd"/>
-      <w:r>
-        <w:rPr>
-          <w:rFonts w:ascii="Calibri" w:hAnsi="Calibri" w:cs="Calibri"/>
+      <w:r>
+        <w:rPr>
+          <w:rFonts w:ascii="Calibri" w:hAnsi="Calibri" w:eastAsia="Aptos" w:cs="Calibri" w:eastAsiaTheme="minorHAnsi"/>
+          <w:kern w:val="2"/>
           <w:sz w:val="22"/>
           <w:szCs w:val="22"/>
         </w:rPr>
@@ -1400,6 +1545,7 @@
           <w:numId w:val="13"/>
         </w:numPr>
         <w:spacing w:after="0" w:line="360" w:lineRule="auto"/>
+        <w:ind w:left="720" w:hanging="360"/>
         <w:jc w:val="both"/>
         <w:rPr>
           <w:rFonts w:ascii="Calibri" w:hAnsi="Calibri" w:cs="Calibri"/>
@@ -1409,45 +1555,44 @@
       </w:pPr>
       <w:r>
         <w:rPr>
-          <w:rFonts w:ascii="Calibri" w:hAnsi="Calibri" w:cs="Calibri"/>
+          <w:rFonts w:ascii="Calibri" w:hAnsi="Calibri" w:eastAsia="Aptos" w:cs="Calibri" w:eastAsiaTheme="minorHAnsi"/>
+          <w:kern w:val="2"/>
           <w:sz w:val="22"/>
           <w:szCs w:val="22"/>
         </w:rPr>
         <w:t>Desafio TDD: Utilizar objetos simulados (</w:t>
       </w:r>
-      <w:proofErr w:type="spellStart"/>
-      <w:proofErr w:type="gramStart"/>
-      <w:r>
-        <w:rPr>
-          <w:rFonts w:ascii="Calibri" w:hAnsi="Calibri" w:cs="Calibri"/>
+      <w:r>
+        <w:rPr>
+          <w:rFonts w:ascii="Calibri" w:hAnsi="Calibri" w:eastAsia="Aptos" w:cs="Calibri" w:eastAsiaTheme="minorHAnsi"/>
+          <w:kern w:val="2"/>
           <w:sz w:val="22"/>
           <w:szCs w:val="22"/>
         </w:rPr>
         <w:t>unittest.mock</w:t>
       </w:r>
-      <w:proofErr w:type="spellEnd"/>
-      <w:proofErr w:type="gramEnd"/>
-      <w:r>
-        <w:rPr>
-          <w:rFonts w:ascii="Calibri" w:hAnsi="Calibri" w:cs="Calibri"/>
+      <w:r>
+        <w:rPr>
+          <w:rFonts w:ascii="Calibri" w:hAnsi="Calibri" w:eastAsia="Aptos" w:cs="Calibri" w:eastAsiaTheme="minorHAnsi"/>
+          <w:kern w:val="2"/>
           <w:sz w:val="22"/>
           <w:szCs w:val="22"/>
         </w:rPr>
         <w:t xml:space="preserve"> / </w:t>
       </w:r>
-      <w:proofErr w:type="spellStart"/>
-      <w:r>
-        <w:rPr>
-          <w:rFonts w:ascii="Calibri" w:hAnsi="Calibri" w:cs="Calibri"/>
+      <w:r>
+        <w:rPr>
+          <w:rFonts w:ascii="Calibri" w:hAnsi="Calibri" w:eastAsia="Aptos" w:cs="Calibri" w:eastAsiaTheme="minorHAnsi"/>
+          <w:kern w:val="2"/>
           <w:sz w:val="22"/>
           <w:szCs w:val="22"/>
         </w:rPr>
         <w:t>mocker</w:t>
       </w:r>
-      <w:proofErr w:type="spellEnd"/>
-      <w:r>
-        <w:rPr>
-          <w:rFonts w:ascii="Calibri" w:hAnsi="Calibri" w:cs="Calibri"/>
+      <w:r>
+        <w:rPr>
+          <w:rFonts w:ascii="Calibri" w:hAnsi="Calibri" w:eastAsia="Aptos" w:cs="Calibri" w:eastAsiaTheme="minorHAnsi"/>
+          <w:kern w:val="2"/>
           <w:sz w:val="22"/>
           <w:szCs w:val="22"/>
         </w:rPr>
@@ -1455,7 +1600,8 @@
       </w:r>
       <w:r>
         <w:rPr>
-          <w:rFonts w:ascii="Calibri" w:hAnsi="Calibri" w:cs="Calibri"/>
+          <w:rFonts w:ascii="Calibri" w:hAnsi="Calibri" w:eastAsia="Aptos" w:cs="Calibri" w:eastAsiaTheme="minorHAnsi"/>
+          <w:kern w:val="2"/>
           <w:sz w:val="22"/>
           <w:szCs w:val="22"/>
         </w:rPr>
@@ -1476,7 +1622,6 @@
     <w:sectPr>
       <w:pgSz w:w="11906" w:h="16838"/>
       <w:pgMar w:top="1417" w:right="1701" w:bottom="1417" w:left="1701" w:header="708" w:footer="708" w:gutter="0"/>
-      <w:cols w:space="708"/>
       <w:docGrid w:linePitch="360"/>
     </w:sectPr>
   </w:body>
